--- a/fuentes/CFA_18_122153_DU.docx
+++ b/fuentes/CFA_18_122153_DU.docx
@@ -213,7 +213,7 @@
               </wp:anchor>
             </w:drawing>
           </mc:Choice>
-          <mc:Fallback xmlns:w16cex="http://schemas.microsoft.com/office/word/2018/wordml/cex" xmlns:w16="http://schemas.microsoft.com/office/word/2018/wordml" xmlns:w16sdtdh="http://schemas.microsoft.com/office/word/2020/wordml/sdtdatahash">
+          <mc:Fallback xmlns:w16sdtdh="http://schemas.microsoft.com/office/word/2020/wordml/sdtdatahash" xmlns:w16="http://schemas.microsoft.com/office/word/2018/wordml" xmlns:w16cex="http://schemas.microsoft.com/office/word/2018/wordml/cex">
             <w:pict>
               <v:rect w14:anchorId="5C6229C9" id="Rectángulo 4" o:spid="_x0000_s1026" style="position:absolute;margin-left:-55.7pt;margin-top:29pt;width:613.85pt;height:204pt;z-index:-251659776;visibility:visible;mso-wrap-style:square;mso-width-percent:0;mso-height-percent:0;mso-wrap-distance-left:9pt;mso-wrap-distance-top:0;mso-wrap-distance-right:9pt;mso-wrap-distance-bottom:0;mso-position-horizontal:absolute;mso-position-horizontal-relative:text;mso-position-vertical:absolute;mso-position-vertical-relative:text;mso-width-percent:0;mso-height-percent:0;mso-width-relative:page;mso-height-relative:margin;v-text-anchor:middle" o:gfxdata="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" fillcolor="#00314d" stroked="f" strokeweight="1pt"/>
             </w:pict>
@@ -1469,11 +1469,6 @@
           <w:b/>
         </w:rPr>
         <w:instrText xml:space="preserve"> HYPERLINK "https://www.youtube.com/watch?v=DLbFMOEQ4sI" </w:instrText>
-      </w:r>
-      <w:r>
-        <w:rPr>
-          <w:b/>
-        </w:rPr>
       </w:r>
       <w:r>
         <w:rPr>
@@ -3712,7 +3707,28 @@
     </w:p>
     <w:p>
       <w:r>
-        <w:t>Para conocerlas, lo invitamos a leer el PDF. “Otros documentos”</w:t>
+        <w:t xml:space="preserve">Para conocerlas, lo invitamos a leer el </w:t>
+      </w:r>
+      <w:r>
+        <w:t xml:space="preserve">PDF, </w:t>
+      </w:r>
+      <w:r>
+        <w:t xml:space="preserve">el cual se encuentra: </w:t>
+      </w:r>
+      <w:r>
+        <w:rPr>
+          <w:b/>
+        </w:rPr>
+        <w:t>Otros documentos</w:t>
+      </w:r>
+      <w:r>
+        <w:t>, ubicado en la carpeta anexos.</w:t>
+      </w:r>
+      <w:r>
+        <w:t xml:space="preserve"> </w:t>
+      </w:r>
+      <w:r>
+        <w:t xml:space="preserve"> </w:t>
       </w:r>
     </w:p>
     <w:p>
@@ -4101,10 +4117,7 @@
       </w:r>
     </w:p>
     <w:p/>
-    <w:p>
-      <w:bookmarkStart w:id="6" w:name="_GoBack"/>
-      <w:bookmarkEnd w:id="6"/>
-    </w:p>
+    <w:p/>
     <w:p>
       <w:pPr>
         <w:rPr>
@@ -4902,12 +4915,12 @@
       <w:pPr>
         <w:pStyle w:val="Ttulo1"/>
       </w:pPr>
-      <w:bookmarkStart w:id="7" w:name="_Toc222412651"/>
+      <w:bookmarkStart w:id="6" w:name="_Toc222412651"/>
       <w:r>
         <w:lastRenderedPageBreak/>
         <w:t>Gestión documental</w:t>
       </w:r>
-      <w:bookmarkEnd w:id="7"/>
+      <w:bookmarkEnd w:id="6"/>
     </w:p>
     <w:p>
       <w:r>
@@ -5359,7 +5372,13 @@
         <w:t>Adaptar la postura de la pantalla</w:t>
       </w:r>
       <w:r>
-        <w:t>: es imprescindible posicionar bien la pantalla para reducir los inconvenientes de fatiga visual; se sebe colocar al nivel de los ojos y sutilmente dirigida hacia atrás.</w:t>
+        <w:t xml:space="preserve">: es imprescindible posicionar bien la pantalla para reducir los inconvenientes de fatiga visual; se </w:t>
+      </w:r>
+      <w:r>
+        <w:t>debe</w:t>
+      </w:r>
+      <w:r>
+        <w:t xml:space="preserve"> colocar al nivel de los ojos y sutilmente dirigida hacia atrás.</w:t>
       </w:r>
     </w:p>
     <w:p>
@@ -5457,12 +5476,12 @@
       <w:pPr>
         <w:pStyle w:val="Ttulo1"/>
       </w:pPr>
-      <w:bookmarkStart w:id="8" w:name="_Toc222412652"/>
+      <w:bookmarkStart w:id="7" w:name="_Toc222412652"/>
       <w:r>
         <w:lastRenderedPageBreak/>
         <w:t>Mejoramiento continuo</w:t>
       </w:r>
-      <w:bookmarkEnd w:id="8"/>
+      <w:bookmarkEnd w:id="7"/>
     </w:p>
     <w:p>
       <w:r>
@@ -5708,12 +5727,12 @@
       <w:pPr>
         <w:pStyle w:val="Titulosgenerales"/>
       </w:pPr>
-      <w:bookmarkStart w:id="9" w:name="_Toc222412653"/>
+      <w:bookmarkStart w:id="8" w:name="_Toc222412653"/>
       <w:r>
         <w:lastRenderedPageBreak/>
         <w:t>Síntesis</w:t>
       </w:r>
-      <w:bookmarkEnd w:id="9"/>
+      <w:bookmarkEnd w:id="8"/>
     </w:p>
     <w:p>
       <w:pPr>
@@ -5792,12 +5811,12 @@
       <w:pPr>
         <w:pStyle w:val="Titulosgenerales"/>
       </w:pPr>
-      <w:bookmarkStart w:id="10" w:name="_Toc222412654"/>
+      <w:bookmarkStart w:id="9" w:name="_Toc222412654"/>
       <w:r>
         <w:lastRenderedPageBreak/>
         <w:t>Material Complementario</w:t>
       </w:r>
-      <w:bookmarkEnd w:id="10"/>
+      <w:bookmarkEnd w:id="9"/>
     </w:p>
     <w:tbl>
       <w:tblPr>
@@ -6276,14 +6295,14 @@
       <w:pPr>
         <w:pStyle w:val="Titulosgenerales"/>
       </w:pPr>
-      <w:bookmarkStart w:id="11" w:name="_Toc176443725"/>
-      <w:bookmarkStart w:id="12" w:name="_Toc222412655"/>
+      <w:bookmarkStart w:id="10" w:name="_Toc176443725"/>
+      <w:bookmarkStart w:id="11" w:name="_Toc222412655"/>
       <w:r>
         <w:lastRenderedPageBreak/>
         <w:t>Glosario</w:t>
       </w:r>
+      <w:bookmarkEnd w:id="10"/>
       <w:bookmarkEnd w:id="11"/>
-      <w:bookmarkEnd w:id="12"/>
     </w:p>
     <w:p>
       <w:pPr>
@@ -6500,8 +6519,8 @@
           <w:lang w:val="es-MX"/>
         </w:rPr>
       </w:pPr>
-      <w:bookmarkStart w:id="13" w:name="_Toc176443726"/>
-      <w:bookmarkStart w:id="14" w:name="_Toc222412656"/>
+      <w:bookmarkStart w:id="12" w:name="_Toc176443726"/>
+      <w:bookmarkStart w:id="13" w:name="_Toc222412656"/>
       <w:r>
         <w:rPr>
           <w:lang w:val="es-MX"/>
@@ -6509,8 +6528,8 @@
         <w:lastRenderedPageBreak/>
         <w:t>Referencias bibliográficas</w:t>
       </w:r>
+      <w:bookmarkEnd w:id="12"/>
       <w:bookmarkEnd w:id="13"/>
-      <w:bookmarkEnd w:id="14"/>
     </w:p>
     <w:p>
       <w:pPr>
@@ -6558,31 +6577,9 @@
         <w:rPr>
           <w:lang w:val="es-MX" w:eastAsia="es-CO"/>
         </w:rPr>
-        <w:t xml:space="preserve">ICONTEC. (1994). Norma Técnica Colombiana NTC 1075 - Documentación guía para numeración de divisiones y subdivisiones en documentos escritos. </w:t>
+        <w:t xml:space="preserve">ICONTEC. (1998). Norma Técnica Colombiana NTC 4436 - Información y documentación. Papel para documentos de archivo. Requisitos para la permanencia y la durabilidad. </w:t>
       </w:r>
       <w:hyperlink r:id="rId21" w:history="1">
-        <w:r>
-          <w:rPr>
-            <w:rStyle w:val="Hipervnculo"/>
-            <w:lang w:val="es-MX" w:eastAsia="es-CO"/>
-          </w:rPr>
-          <w:t>https://pdfslide.net/documents/ntc-1075.html</w:t>
-        </w:r>
-      </w:hyperlink>
-    </w:p>
-    <w:p>
-      <w:pPr>
-        <w:rPr>
-          <w:lang w:val="es-MX" w:eastAsia="es-CO"/>
-        </w:rPr>
-      </w:pPr>
-      <w:r>
-        <w:rPr>
-          <w:lang w:val="es-MX" w:eastAsia="es-CO"/>
-        </w:rPr>
-        <w:t xml:space="preserve">ICONTEC. (1998). Norma Técnica Colombiana NTC 4436 - Información y documentación. Papel para documentos de archivo. Requisitos para la permanencia y la durabilidad. </w:t>
-      </w:r>
-      <w:hyperlink r:id="rId22" w:history="1">
         <w:r>
           <w:rPr>
             <w:rStyle w:val="Hipervnculo"/>
@@ -6604,7 +6601,7 @@
         </w:rPr>
         <w:t xml:space="preserve">ICONTEC. (2008). Norma Técnica Colombiana NTC 1486 – Documentación. Presentación de tesis, trabajos de grado y otros trabajos de investigación. </w:t>
       </w:r>
-      <w:hyperlink r:id="rId23" w:history="1">
+      <w:hyperlink r:id="rId22" w:history="1">
         <w:r>
           <w:rPr>
             <w:rStyle w:val="Hipervnculo"/>
@@ -6626,15 +6623,31 @@
         </w:rPr>
         <w:t xml:space="preserve">ICONTEC. (2008). Norma Técnica Colombiana NTC 5613 - Referencias bibliográficas. Contenido, forma y estructura. </w:t>
       </w:r>
-      <w:hyperlink r:id="rId24" w:history="1">
-        <w:r>
-          <w:rPr>
-            <w:rStyle w:val="Hipervnculo"/>
-            <w:lang w:val="es-MX" w:eastAsia="es-CO"/>
-          </w:rPr>
-          <w:t>https://www.politecnicojic.edu.co/images/downloads/biblioteca/guias/NTC5613.pdf</w:t>
-        </w:r>
-      </w:hyperlink>
+      <w:bookmarkStart w:id="14" w:name="_GoBack"/>
+      <w:r>
+        <w:fldChar w:fldCharType="begin"/>
+      </w:r>
+      <w:r>
+        <w:instrText xml:space="preserve"> HYPERLINK "https://www.politecnicojic.edu.co/images/downloads/biblioteca/guias/NTC5613.pdf" </w:instrText>
+      </w:r>
+      <w:r>
+        <w:fldChar w:fldCharType="separate"/>
+      </w:r>
+      <w:r>
+        <w:rPr>
+          <w:rStyle w:val="Hipervnculo"/>
+          <w:lang w:val="es-MX" w:eastAsia="es-CO"/>
+        </w:rPr>
+        <w:t>https://www.politecnicojic.edu.co/images/downloads/biblioteca/guias/NTC5613.pdf</w:t>
+      </w:r>
+      <w:r>
+        <w:rPr>
+          <w:rStyle w:val="Hipervnculo"/>
+          <w:lang w:val="es-MX" w:eastAsia="es-CO"/>
+        </w:rPr>
+        <w:fldChar w:fldCharType="end"/>
+      </w:r>
+      <w:bookmarkEnd w:id="14"/>
     </w:p>
     <w:p>
       <w:pPr>
@@ -6675,8 +6688,8 @@
       </w:pPr>
     </w:p>
     <w:sectPr>
-      <w:headerReference w:type="default" r:id="rId25"/>
-      <w:footerReference w:type="default" r:id="rId26"/>
+      <w:headerReference w:type="default" r:id="rId23"/>
+      <w:footerReference w:type="default" r:id="rId24"/>
       <w:pgSz w:w="12240" w:h="15840"/>
       <w:pgMar w:top="1701" w:right="1134" w:bottom="1134" w:left="1134" w:header="709" w:footer="737" w:gutter="0"/>
       <w:pgNumType w:start="1"/>
@@ -12087,8 +12100,8 @@
 </file>
 
 <file path=customXml/item2.xml><?xml version="1.0" encoding="utf-8"?>
-<ct:contentTypeSchema xmlns:ct="http://schemas.microsoft.com/office/2006/metadata/contentType" xmlns:ma="http://schemas.microsoft.com/office/2006/metadata/properties/metaAttributes" ct:_="" ma:_="" ma:contentTypeName="Documento" ma:contentTypeID="0x0101006A81D6BD42E8DF4C91013959704817E1" ma:contentTypeVersion="14" ma:contentTypeDescription="Crear nuevo documento." ma:contentTypeScope="" ma:versionID="cd14e03e9fc6eb087109c39a3de1a2a7">
-  <xsd:schema xmlns:xsd="http://www.w3.org/2001/XMLSchema" xmlns:xs="http://www.w3.org/2001/XMLSchema" xmlns:p="http://schemas.microsoft.com/office/2006/metadata/properties" xmlns:ns2="13c90a0b-73bc-4dc0-be5f-28d77b615beb" xmlns:ns3="13c93bba-48ce-428c-bfe5-88b42c19b028" targetNamespace="http://schemas.microsoft.com/office/2006/metadata/properties" ma:root="true" ma:fieldsID="247ff0312e87511bd2ce05ea47f33022" ns2:_="" ns3:_="">
+<ct:contentTypeSchema xmlns:ct="http://schemas.microsoft.com/office/2006/metadata/contentType" xmlns:ma="http://schemas.microsoft.com/office/2006/metadata/properties/metaAttributes" ct:_="" ma:_="" ma:contentTypeName="Documento" ma:contentTypeID="0x0101006A81D6BD42E8DF4C91013959704817E1" ma:contentTypeVersion="15" ma:contentTypeDescription="Crear nuevo documento." ma:contentTypeScope="" ma:versionID="bf4f72ffd194f0963ff564daca6869f7">
+  <xsd:schema xmlns:xsd="http://www.w3.org/2001/XMLSchema" xmlns:xs="http://www.w3.org/2001/XMLSchema" xmlns:p="http://schemas.microsoft.com/office/2006/metadata/properties" xmlns:ns2="13c90a0b-73bc-4dc0-be5f-28d77b615beb" xmlns:ns3="13c93bba-48ce-428c-bfe5-88b42c19b028" targetNamespace="http://schemas.microsoft.com/office/2006/metadata/properties" ma:root="true" ma:fieldsID="8718d6f4873a5b1392a45044efa78385" ns2:_="" ns3:_="">
     <xsd:import namespace="13c90a0b-73bc-4dc0-be5f-28d77b615beb"/>
     <xsd:import namespace="13c93bba-48ce-428c-bfe5-88b42c19b028"/>
     <xsd:element name="properties">
@@ -12110,6 +12123,7 @@
                 <xsd:element ref="ns3:lcf76f155ced4ddcb4097134ff3c332f" minOccurs="0"/>
                 <xsd:element ref="ns2:TaxCatchAll" minOccurs="0"/>
                 <xsd:element ref="ns3:MediaServiceOCR" minOccurs="0"/>
+                <xsd:element ref="ns3:MediaServiceLocation" minOccurs="0"/>
               </xsd:all>
             </xsd:complexType>
           </xsd:element>
@@ -12213,6 +12227,11 @@
         <xsd:restriction base="dms:Note">
           <xsd:maxLength value="255"/>
         </xsd:restriction>
+      </xsd:simpleType>
+    </xsd:element>
+    <xsd:element name="MediaServiceLocation" ma:index="22" nillable="true" ma:displayName="Location" ma:description="" ma:indexed="true" ma:internalName="MediaServiceLocation" ma:readOnly="true">
+      <xsd:simpleType>
+        <xsd:restriction base="dms:Text"/>
       </xsd:simpleType>
     </xsd:element>
   </xsd:schema>
@@ -12336,7 +12355,7 @@
 </file>
 
 <file path=customXml/itemProps1.xml><?xml version="1.0" encoding="utf-8"?>
-<ds:datastoreItem xmlns:ds="http://schemas.openxmlformats.org/officeDocument/2006/customXml" ds:itemID="{39C76A7F-D01A-4D30-9086-6EBAC8B8A30F}">
+<ds:datastoreItem xmlns:ds="http://schemas.openxmlformats.org/officeDocument/2006/customXml" ds:itemID="{C3E38CFA-AFBB-46A9-A318-79DE27A1F561}">
   <ds:schemaRefs>
     <ds:schemaRef ds:uri="http://schemas.openxmlformats.org/officeDocument/2006/bibliography"/>
   </ds:schemaRefs>
@@ -12344,13 +12363,13 @@
 </file>
 
 <file path=customXml/itemProps2.xml><?xml version="1.0" encoding="utf-8"?>
-<ds:datastoreItem xmlns:ds="http://schemas.openxmlformats.org/officeDocument/2006/customXml" ds:itemID="{55A9F19D-2CDE-4F85-9738-0A3C158CF8F1}"/>
+<ds:datastoreItem xmlns:ds="http://schemas.openxmlformats.org/officeDocument/2006/customXml" ds:itemID="{1B021815-DFFB-449C-9BFE-EBC695BC694B}"/>
 </file>
 
 <file path=customXml/itemProps3.xml><?xml version="1.0" encoding="utf-8"?>
-<ds:datastoreItem xmlns:ds="http://schemas.openxmlformats.org/officeDocument/2006/customXml" ds:itemID="{79D30F2C-6C76-4B40-9E3E-5A2C18BDA62E}"/>
+<ds:datastoreItem xmlns:ds="http://schemas.openxmlformats.org/officeDocument/2006/customXml" ds:itemID="{41A784E0-3959-4A7F-ADFF-6BF4D354C1F3}"/>
 </file>
 
 <file path=customXml/itemProps4.xml><?xml version="1.0" encoding="utf-8"?>
-<ds:datastoreItem xmlns:ds="http://schemas.openxmlformats.org/officeDocument/2006/customXml" ds:itemID="{552EC076-8229-47B3-A19E-2C00A196B555}"/>
+<ds:datastoreItem xmlns:ds="http://schemas.openxmlformats.org/officeDocument/2006/customXml" ds:itemID="{B9026014-7D4E-4D83-8F6D-2793FC3D0912}"/>
 </file>